--- a/submission_package/stage22_m20_review_response/PRISMA_2020_checklist.docx
+++ b/submission_package/stage22_m20_review_response/PRISMA_2020_checklist.docx
@@ -903,7 +903,7 @@
               <w:pStyle w:val="Compact"/>
             </w:pPr>
             <w:r>
-              <w:t xml:space="preserve">Table 1; Supplementary Tables S2, S21 and S25; References 12–28</w:t>
+              <w:t xml:space="preserve">Table 1; Supplementary Tables S2, S21 and S25; References 14–30</w:t>
             </w:r>
           </w:p>
         </w:tc>
